--- a/MERNSTACK_Documentation.docx
+++ b/MERNSTACK_Documentation.docx
@@ -12,7 +12,7 @@
           <w:noProof/>
         </w:rPr>
         <w:drawing>
-          <wp:anchor distT="0" distB="0" distL="114300" distR="114300" simplePos="0" relativeHeight="251663360" behindDoc="0" locked="0" layoutInCell="1" allowOverlap="1" wp14:anchorId="6100A2E4" wp14:editId="3F2D6B45">
+          <wp:anchor distT="0" distB="0" distL="114300" distR="114300" simplePos="0" relativeHeight="251663360" behindDoc="0" locked="0" layoutInCell="1" allowOverlap="1" wp14:anchorId="6100A2E4" wp14:editId="7E3E6F8A">
             <wp:simplePos x="0" y="0"/>
             <wp:positionH relativeFrom="column">
               <wp:posOffset>1395449</wp:posOffset>
@@ -818,6 +818,7 @@
         </w:rPr>
         <w:t xml:space="preserve">Project Guide </w:t>
       </w:r>
+      <w:proofErr w:type="gramStart"/>
       <w:r>
         <w:rPr>
           <w:rFonts w:ascii="Times New Roman" w:eastAsia="Times New Roman" w:hAnsi="Times New Roman" w:cs="Times New Roman"/>
@@ -836,6 +837,15 @@
           <w:sz w:val="23"/>
         </w:rPr>
         <w:tab/>
+      </w:r>
+      <w:proofErr w:type="gramEnd"/>
+      <w:r>
+        <w:rPr>
+          <w:rFonts w:ascii="Times New Roman" w:eastAsia="Times New Roman" w:hAnsi="Times New Roman" w:cs="Times New Roman"/>
+          <w:b/>
+          <w:color w:val="923634"/>
+          <w:sz w:val="23"/>
+        </w:rPr>
         <w:t>Head of the Department</w:t>
       </w:r>
       <w:r>
@@ -906,6 +916,7 @@
         <w:t xml:space="preserve">, </w:t>
       </w:r>
       <w:proofErr w:type="spellStart"/>
+      <w:proofErr w:type="gramStart"/>
       <w:r>
         <w:rPr>
           <w:rFonts w:ascii="Times New Roman" w:hAnsi="Times New Roman" w:cs="Times New Roman"/>
@@ -917,6 +928,7 @@
         <w:t>M.Tech</w:t>
       </w:r>
       <w:proofErr w:type="spellEnd"/>
+      <w:proofErr w:type="gramEnd"/>
       <w:r>
         <w:rPr>
           <w:rFonts w:ascii="Times New Roman" w:hAnsi="Times New Roman" w:cs="Times New Roman"/>
@@ -927,6 +939,7 @@
         </w:rPr>
         <w:t>(PhD),</w:t>
       </w:r>
+      <w:proofErr w:type="gramStart"/>
       <w:r>
         <w:rPr>
           <w:rFonts w:ascii="Times New Roman" w:hAnsi="Times New Roman" w:cs="Times New Roman"/>
@@ -939,6 +952,12 @@
           <w:rFonts w:ascii="Times New Roman" w:hAnsi="Times New Roman" w:cs="Times New Roman"/>
         </w:rPr>
         <w:tab/>
+      </w:r>
+      <w:proofErr w:type="gramEnd"/>
+      <w:r>
+        <w:rPr>
+          <w:rFonts w:ascii="Times New Roman" w:hAnsi="Times New Roman" w:cs="Times New Roman"/>
+        </w:rPr>
         <w:t xml:space="preserve">   </w:t>
       </w:r>
       <w:r>
@@ -984,13 +1003,24 @@
           <w:szCs w:val="24"/>
           <w:vertAlign w:val="subscript"/>
         </w:rPr>
-        <w:t xml:space="preserve">., </w:t>
-      </w:r>
-      <w:r>
-        <w:rPr>
-          <w:rFonts w:ascii="Times New Roman" w:hAnsi="Times New Roman" w:cs="Times New Roman"/>
+        <w:t>.</w:t>
+      </w:r>
+      <w:proofErr w:type="gramStart"/>
+      <w:r>
+        <w:rPr>
+          <w:rFonts w:ascii="Times New Roman" w:hAnsi="Times New Roman" w:cs="Times New Roman"/>
+          <w:color w:val="000000" w:themeColor="text1"/>
+          <w:sz w:val="24"/>
+          <w:szCs w:val="24"/>
           <w:vertAlign w:val="subscript"/>
         </w:rPr>
+        <w:t xml:space="preserve">, </w:t>
+      </w:r>
+      <w:r>
+        <w:rPr>
+          <w:rFonts w:ascii="Times New Roman" w:hAnsi="Times New Roman" w:cs="Times New Roman"/>
+          <w:vertAlign w:val="subscript"/>
+        </w:rPr>
         <w:t xml:space="preserve"> </w:t>
       </w:r>
       <w:proofErr w:type="spellStart"/>
@@ -999,7 +1029,15 @@
           <w:rFonts w:ascii="Times New Roman" w:hAnsi="Times New Roman" w:cs="Times New Roman"/>
           <w:vertAlign w:val="subscript"/>
         </w:rPr>
-        <w:t>Ph.D</w:t>
+        <w:t>Ph</w:t>
+      </w:r>
+      <w:proofErr w:type="gramEnd"/>
+      <w:r>
+        <w:rPr>
+          <w:rFonts w:ascii="Times New Roman" w:hAnsi="Times New Roman" w:cs="Times New Roman"/>
+          <w:vertAlign w:val="subscript"/>
+        </w:rPr>
+        <w:t>.D</w:t>
       </w:r>
       <w:proofErr w:type="spellEnd"/>
       <w:r>
@@ -1112,6 +1150,7 @@
         </w:rPr>
         <w:t>Department of AIML</w:t>
       </w:r>
+      <w:proofErr w:type="gramStart"/>
       <w:r>
         <w:rPr>
           <w:rFonts w:ascii="Times New Roman" w:hAnsi="Times New Roman" w:cs="Times New Roman"/>
@@ -1124,6 +1163,12 @@
           <w:rFonts w:ascii="Times New Roman" w:hAnsi="Times New Roman" w:cs="Times New Roman"/>
         </w:rPr>
         <w:tab/>
+      </w:r>
+      <w:proofErr w:type="gramEnd"/>
+      <w:r>
+        <w:rPr>
+          <w:rFonts w:ascii="Times New Roman" w:hAnsi="Times New Roman" w:cs="Times New Roman"/>
+        </w:rPr>
         <w:t xml:space="preserve">  Department of AIML </w:t>
       </w:r>
     </w:p>
@@ -1528,8 +1573,17 @@
           <w:b/>
           <w:sz w:val="30"/>
         </w:rPr>
-        <w:t xml:space="preserve">                                                                                               By</w:t>
-      </w:r>
+        <w:t xml:space="preserve">                                                                                               </w:t>
+      </w:r>
+      <w:proofErr w:type="gramStart"/>
+      <w:r>
+        <w:rPr>
+          <w:b/>
+          <w:sz w:val="30"/>
+        </w:rPr>
+        <w:t>By</w:t>
+      </w:r>
+      <w:proofErr w:type="gramEnd"/>
     </w:p>
     <w:p>
       <w:pPr>
@@ -2128,7 +2182,16 @@
           <w:b/>
           <w:bCs/>
         </w:rPr>
-        <w:t>Venkata Bala Annapurna</w:t>
+        <w:t xml:space="preserve">Venkata Bala </w:t>
+      </w:r>
+      <w:proofErr w:type="gramStart"/>
+      <w:r>
+        <w:rPr>
+          <w:rFonts w:ascii="Times New Roman" w:eastAsia="Calibri" w:hAnsi="Times New Roman" w:cs="Times New Roman"/>
+          <w:b/>
+          <w:bCs/>
+        </w:rPr>
+        <w:t>Annapurna</w:t>
       </w:r>
       <w:r>
         <w:rPr>
@@ -2166,6 +2229,7 @@
         </w:rPr>
         <w:t>who</w:t>
       </w:r>
+      <w:proofErr w:type="gramEnd"/>
       <w:r>
         <w:rPr>
           <w:rFonts w:ascii="Times New Roman" w:hAnsi="Times New Roman" w:cs="Times New Roman"/>
@@ -2550,6 +2614,7 @@
         </w:rPr>
         <w:t xml:space="preserve"> </w:t>
       </w:r>
+      <w:proofErr w:type="gramStart"/>
       <w:r>
         <w:rPr>
           <w:rFonts w:ascii="Times New Roman" w:hAnsi="Times New Roman" w:cs="Times New Roman"/>
@@ -2573,7 +2638,16 @@
           <w:sz w:val="24"/>
           <w:szCs w:val="24"/>
         </w:rPr>
-        <w:t>the course of my project.</w:t>
+        <w:t>the course of</w:t>
+      </w:r>
+      <w:proofErr w:type="gramEnd"/>
+      <w:r>
+        <w:rPr>
+          <w:rFonts w:ascii="Times New Roman" w:hAnsi="Times New Roman" w:cs="Times New Roman"/>
+          <w:sz w:val="24"/>
+          <w:szCs w:val="24"/>
+        </w:rPr>
+        <w:t xml:space="preserve"> my project.</w:t>
       </w:r>
     </w:p>
     <w:p>
@@ -2643,6 +2717,7 @@
         <w:t xml:space="preserve">. &amp; Sci.), Dr. G. Suresh, Registrar, Dr. </w:t>
       </w:r>
       <w:proofErr w:type="spellStart"/>
+      <w:proofErr w:type="gramStart"/>
       <w:r>
         <w:rPr>
           <w:rFonts w:ascii="Times New Roman" w:hAnsi="Times New Roman" w:cs="Times New Roman"/>
@@ -2653,6 +2728,7 @@
         <w:t>S.Rama</w:t>
       </w:r>
       <w:proofErr w:type="spellEnd"/>
+      <w:proofErr w:type="gramEnd"/>
       <w:r>
         <w:rPr>
           <w:rFonts w:ascii="Times New Roman" w:hAnsi="Times New Roman" w:cs="Times New Roman"/>
@@ -3004,47 +3080,101 @@
           <w:sz w:val="24"/>
           <w:szCs w:val="24"/>
         </w:rPr>
-        <w:t xml:space="preserve">MERN Stack </w:t>
-      </w:r>
-      <w:r>
-        <w:rPr>
-          <w:rFonts w:ascii="Times New Roman" w:hAnsi="Times New Roman" w:cs="Times New Roman"/>
-          <w:sz w:val="24"/>
-          <w:szCs w:val="24"/>
-        </w:rPr>
-        <w:t xml:space="preserve">, </w:t>
-      </w:r>
-      <w:r>
-        <w:rPr>
-          <w:rFonts w:ascii="Times New Roman" w:hAnsi="Times New Roman" w:cs="Times New Roman"/>
-          <w:sz w:val="24"/>
-          <w:szCs w:val="24"/>
-        </w:rPr>
-        <w:t xml:space="preserve">CRUD Operations </w:t>
-      </w:r>
-      <w:r>
-        <w:rPr>
-          <w:rFonts w:ascii="Times New Roman" w:hAnsi="Times New Roman" w:cs="Times New Roman"/>
-          <w:sz w:val="24"/>
-          <w:szCs w:val="24"/>
-        </w:rPr>
-        <w:t xml:space="preserve">, </w:t>
-      </w:r>
-      <w:r>
-        <w:rPr>
-          <w:rFonts w:ascii="Times New Roman" w:hAnsi="Times New Roman" w:cs="Times New Roman"/>
-          <w:sz w:val="24"/>
-          <w:szCs w:val="24"/>
-        </w:rPr>
-        <w:t xml:space="preserve">Data Management </w:t>
-      </w:r>
-      <w:r>
-        <w:rPr>
-          <w:rFonts w:ascii="Times New Roman" w:hAnsi="Times New Roman" w:cs="Times New Roman"/>
-          <w:sz w:val="24"/>
-          <w:szCs w:val="24"/>
-        </w:rPr>
-        <w:t xml:space="preserve">, </w:t>
+        <w:t xml:space="preserve">MERN </w:t>
+      </w:r>
+      <w:proofErr w:type="gramStart"/>
+      <w:r>
+        <w:rPr>
+          <w:rFonts w:ascii="Times New Roman" w:hAnsi="Times New Roman" w:cs="Times New Roman"/>
+          <w:sz w:val="24"/>
+          <w:szCs w:val="24"/>
+        </w:rPr>
+        <w:t xml:space="preserve">Stack </w:t>
+      </w:r>
+      <w:r>
+        <w:rPr>
+          <w:rFonts w:ascii="Times New Roman" w:hAnsi="Times New Roman" w:cs="Times New Roman"/>
+          <w:sz w:val="24"/>
+          <w:szCs w:val="24"/>
+        </w:rPr>
+        <w:t>,</w:t>
+      </w:r>
+      <w:proofErr w:type="gramEnd"/>
+      <w:r>
+        <w:rPr>
+          <w:rFonts w:ascii="Times New Roman" w:hAnsi="Times New Roman" w:cs="Times New Roman"/>
+          <w:sz w:val="24"/>
+          <w:szCs w:val="24"/>
+        </w:rPr>
+        <w:t xml:space="preserve"> </w:t>
+      </w:r>
+      <w:r>
+        <w:rPr>
+          <w:rFonts w:ascii="Times New Roman" w:hAnsi="Times New Roman" w:cs="Times New Roman"/>
+          <w:sz w:val="24"/>
+          <w:szCs w:val="24"/>
+        </w:rPr>
+        <w:t xml:space="preserve">CRUD </w:t>
+      </w:r>
+      <w:proofErr w:type="gramStart"/>
+      <w:r>
+        <w:rPr>
+          <w:rFonts w:ascii="Times New Roman" w:hAnsi="Times New Roman" w:cs="Times New Roman"/>
+          <w:sz w:val="24"/>
+          <w:szCs w:val="24"/>
+        </w:rPr>
+        <w:t xml:space="preserve">Operations </w:t>
+      </w:r>
+      <w:r>
+        <w:rPr>
+          <w:rFonts w:ascii="Times New Roman" w:hAnsi="Times New Roman" w:cs="Times New Roman"/>
+          <w:sz w:val="24"/>
+          <w:szCs w:val="24"/>
+        </w:rPr>
+        <w:t>,</w:t>
+      </w:r>
+      <w:proofErr w:type="gramEnd"/>
+      <w:r>
+        <w:rPr>
+          <w:rFonts w:ascii="Times New Roman" w:hAnsi="Times New Roman" w:cs="Times New Roman"/>
+          <w:sz w:val="24"/>
+          <w:szCs w:val="24"/>
+        </w:rPr>
+        <w:t xml:space="preserve"> </w:t>
+      </w:r>
+      <w:r>
+        <w:rPr>
+          <w:rFonts w:ascii="Times New Roman" w:hAnsi="Times New Roman" w:cs="Times New Roman"/>
+          <w:sz w:val="24"/>
+          <w:szCs w:val="24"/>
+        </w:rPr>
+        <w:t xml:space="preserve">Data </w:t>
+      </w:r>
+      <w:proofErr w:type="gramStart"/>
+      <w:r>
+        <w:rPr>
+          <w:rFonts w:ascii="Times New Roman" w:hAnsi="Times New Roman" w:cs="Times New Roman"/>
+          <w:sz w:val="24"/>
+          <w:szCs w:val="24"/>
+        </w:rPr>
+        <w:t xml:space="preserve">Management </w:t>
+      </w:r>
+      <w:r>
+        <w:rPr>
+          <w:rFonts w:ascii="Times New Roman" w:hAnsi="Times New Roman" w:cs="Times New Roman"/>
+          <w:sz w:val="24"/>
+          <w:szCs w:val="24"/>
+        </w:rPr>
+        <w:t>,</w:t>
+      </w:r>
+      <w:proofErr w:type="gramEnd"/>
+      <w:r>
+        <w:rPr>
+          <w:rFonts w:ascii="Times New Roman" w:hAnsi="Times New Roman" w:cs="Times New Roman"/>
+          <w:sz w:val="24"/>
+          <w:szCs w:val="24"/>
+        </w:rPr>
+        <w:t xml:space="preserve"> </w:t>
       </w:r>
       <w:r>
         <w:rPr>
@@ -9845,7 +9975,25 @@
                 <w:sz w:val="28"/>
                 <w:szCs w:val="28"/>
               </w:rPr>
-              <w:t>Unique identifier for each employee (auto-generated)</w:t>
+              <w:t>Unique identifier for each employee (</w:t>
+            </w:r>
+            <w:proofErr w:type="gramStart"/>
+            <w:r>
+              <w:rPr>
+                <w:rFonts w:ascii="Times New Roman" w:hAnsi="Times New Roman" w:cs="Times New Roman"/>
+                <w:sz w:val="28"/>
+                <w:szCs w:val="28"/>
+              </w:rPr>
+              <w:t>auto-generated</w:t>
+            </w:r>
+            <w:proofErr w:type="gramEnd"/>
+            <w:r>
+              <w:rPr>
+                <w:rFonts w:ascii="Times New Roman" w:hAnsi="Times New Roman" w:cs="Times New Roman"/>
+                <w:sz w:val="28"/>
+                <w:szCs w:val="28"/>
+              </w:rPr>
+              <w:t>)</w:t>
             </w:r>
           </w:p>
         </w:tc>
@@ -14270,6 +14418,7 @@
         <w:t xml:space="preserve">The Update Employee feature allows the administrator to modify existing employee details in the system. By selecting an employee record from the list, the administrator can access a pre-filled form containing the current information such as name, email, department, and </w:t>
       </w:r>
       <w:proofErr w:type="spellStart"/>
+      <w:proofErr w:type="gramStart"/>
       <w:r>
         <w:rPr>
           <w:rFonts w:ascii="Times New Roman" w:hAnsi="Times New Roman" w:cs="Times New Roman"/>
@@ -14279,6 +14428,7 @@
         <w:t>salary.This</w:t>
       </w:r>
       <w:proofErr w:type="spellEnd"/>
+      <w:proofErr w:type="gramEnd"/>
       <w:r>
         <w:rPr>
           <w:rFonts w:ascii="Times New Roman" w:hAnsi="Times New Roman" w:cs="Times New Roman"/>
@@ -15111,7 +15261,25 @@
           <w:sz w:val="24"/>
           <w:szCs w:val="24"/>
         </w:rPr>
-        <w:t>The Search Functionality allows the administrator to quickly find specific employee records based on the employee name. A search bar is provided in the dashboard where the user can enter a keyword, and the system dynamically filters the employee list to display matching results.</w:t>
+        <w:t xml:space="preserve">The Search Functionality allows the administrator to quickly find specific employee records based on the </w:t>
+      </w:r>
+      <w:proofErr w:type="gramStart"/>
+      <w:r>
+        <w:rPr>
+          <w:rFonts w:ascii="Times New Roman" w:hAnsi="Times New Roman" w:cs="Times New Roman"/>
+          <w:sz w:val="24"/>
+          <w:szCs w:val="24"/>
+        </w:rPr>
+        <w:t>employee</w:t>
+      </w:r>
+      <w:proofErr w:type="gramEnd"/>
+      <w:r>
+        <w:rPr>
+          <w:rFonts w:ascii="Times New Roman" w:hAnsi="Times New Roman" w:cs="Times New Roman"/>
+          <w:sz w:val="24"/>
+          <w:szCs w:val="24"/>
+        </w:rPr>
+        <w:t xml:space="preserve"> name. A search bar is provided in the dashboard where the user can enter a keyword, and the system dynamically filters the employee list to display matching results.</w:t>
       </w:r>
     </w:p>
     <w:p>
@@ -17448,8 +17616,16 @@
         <w:rPr>
           <w:rFonts w:ascii="Courier New" w:hAnsi="Courier New" w:cs="Courier New"/>
         </w:rPr>
-        <w:t xml:space="preserve"> mongoose = require('mongoose');</w:t>
-      </w:r>
+        <w:t xml:space="preserve"> mongoose = require('mongoose'</w:t>
+      </w:r>
+      <w:proofErr w:type="gramStart"/>
+      <w:r>
+        <w:rPr>
+          <w:rFonts w:ascii="Courier New" w:hAnsi="Courier New" w:cs="Courier New"/>
+        </w:rPr>
+        <w:t>);</w:t>
+      </w:r>
+      <w:proofErr w:type="gramEnd"/>
     </w:p>
     <w:p>
       <w:pPr>
@@ -17512,6 +17688,7 @@
         <w:t xml:space="preserve"> = new </w:t>
       </w:r>
       <w:proofErr w:type="spellStart"/>
+      <w:proofErr w:type="gramStart"/>
       <w:r>
         <w:rPr>
           <w:rFonts w:ascii="Courier New" w:hAnsi="Courier New" w:cs="Courier New"/>
@@ -17519,6 +17696,7 @@
         <w:t>mongoose.Schema</w:t>
       </w:r>
       <w:proofErr w:type="spellEnd"/>
+      <w:proofErr w:type="gramEnd"/>
       <w:r>
         <w:rPr>
           <w:rFonts w:ascii="Courier New" w:hAnsi="Courier New" w:cs="Courier New"/>
@@ -18198,8 +18376,16 @@
         <w:rPr>
           <w:rFonts w:ascii="Courier New" w:hAnsi="Courier New" w:cs="Courier New"/>
         </w:rPr>
-        <w:t>});</w:t>
-      </w:r>
+        <w:t>}</w:t>
+      </w:r>
+      <w:proofErr w:type="gramStart"/>
+      <w:r>
+        <w:rPr>
+          <w:rFonts w:ascii="Courier New" w:hAnsi="Courier New" w:cs="Courier New"/>
+        </w:rPr>
+        <w:t>);</w:t>
+      </w:r>
+      <w:proofErr w:type="gramEnd"/>
     </w:p>
     <w:p>
       <w:pPr>
@@ -18219,6 +18405,7 @@
         </w:rPr>
       </w:pPr>
       <w:proofErr w:type="spellStart"/>
+      <w:proofErr w:type="gramStart"/>
       <w:r>
         <w:rPr>
           <w:rFonts w:ascii="Courier New" w:hAnsi="Courier New" w:cs="Courier New"/>
@@ -18226,6 +18413,7 @@
         <w:t>module.exports</w:t>
       </w:r>
       <w:proofErr w:type="spellEnd"/>
+      <w:proofErr w:type="gramEnd"/>
       <w:r>
         <w:rPr>
           <w:rFonts w:ascii="Courier New" w:hAnsi="Courier New" w:cs="Courier New"/>
@@ -18233,6 +18421,7 @@
         <w:t xml:space="preserve"> = </w:t>
       </w:r>
       <w:proofErr w:type="spellStart"/>
+      <w:proofErr w:type="gramStart"/>
       <w:r>
         <w:rPr>
           <w:rFonts w:ascii="Courier New" w:hAnsi="Courier New" w:cs="Courier New"/>
@@ -18240,6 +18429,7 @@
         <w:t>mongoose.model</w:t>
       </w:r>
       <w:proofErr w:type="spellEnd"/>
+      <w:proofErr w:type="gramEnd"/>
       <w:r>
         <w:rPr>
           <w:rFonts w:ascii="Courier New" w:hAnsi="Courier New" w:cs="Courier New"/>
@@ -18254,12 +18444,14 @@
         <w:t>employeeSchema</w:t>
       </w:r>
       <w:proofErr w:type="spellEnd"/>
+      <w:proofErr w:type="gramStart"/>
       <w:r>
         <w:rPr>
           <w:rFonts w:ascii="Courier New" w:hAnsi="Courier New" w:cs="Courier New"/>
         </w:rPr>
         <w:t>);</w:t>
       </w:r>
+      <w:proofErr w:type="gramEnd"/>
     </w:p>
     <w:p>
       <w:pPr>
@@ -18297,6 +18489,7 @@
         </w:rPr>
       </w:pPr>
       <w:proofErr w:type="spellStart"/>
+      <w:proofErr w:type="gramStart"/>
       <w:r>
         <w:rPr>
           <w:rFonts w:ascii="Courier New" w:hAnsi="Courier New" w:cs="Courier New"/>
@@ -18308,7 +18501,14 @@
         <w:rPr>
           <w:rFonts w:ascii="Courier New" w:hAnsi="Courier New" w:cs="Courier New"/>
         </w:rPr>
-        <w:t>('/', async (</w:t>
+        <w:t>(</w:t>
+      </w:r>
+      <w:proofErr w:type="gramEnd"/>
+      <w:r>
+        <w:rPr>
+          <w:rFonts w:ascii="Courier New" w:hAnsi="Courier New" w:cs="Courier New"/>
+        </w:rPr>
+        <w:t>'/', async (</w:t>
       </w:r>
       <w:proofErr w:type="spellStart"/>
       <w:r>
@@ -18344,13 +18544,41 @@
         <w:rPr>
           <w:rFonts w:ascii="Courier New" w:hAnsi="Courier New" w:cs="Courier New"/>
         </w:rPr>
-        <w:t xml:space="preserve"> { name, email, username, password, </w:t>
-      </w:r>
-      <w:r>
-        <w:rPr>
-          <w:rFonts w:ascii="Courier New" w:hAnsi="Courier New" w:cs="Courier New"/>
-        </w:rPr>
-        <w:t xml:space="preserve">                                          d</w:t>
+        <w:t xml:space="preserve"> </w:t>
+      </w:r>
+      <w:proofErr w:type="gramStart"/>
+      <w:r>
+        <w:rPr>
+          <w:rFonts w:ascii="Courier New" w:hAnsi="Courier New" w:cs="Courier New"/>
+        </w:rPr>
+        <w:t>{ name</w:t>
+      </w:r>
+      <w:proofErr w:type="gramEnd"/>
+      <w:r>
+        <w:rPr>
+          <w:rFonts w:ascii="Courier New" w:hAnsi="Courier New" w:cs="Courier New"/>
+        </w:rPr>
+        <w:t xml:space="preserve">, email, username, </w:t>
+      </w:r>
+      <w:proofErr w:type="gramStart"/>
+      <w:r>
+        <w:rPr>
+          <w:rFonts w:ascii="Courier New" w:hAnsi="Courier New" w:cs="Courier New"/>
+        </w:rPr>
+        <w:t xml:space="preserve">password, </w:t>
+      </w:r>
+      <w:r>
+        <w:rPr>
+          <w:rFonts w:ascii="Courier New" w:hAnsi="Courier New" w:cs="Courier New"/>
+        </w:rPr>
+        <w:t xml:space="preserve">  </w:t>
+      </w:r>
+      <w:proofErr w:type="gramEnd"/>
+      <w:r>
+        <w:rPr>
+          <w:rFonts w:ascii="Courier New" w:hAnsi="Courier New" w:cs="Courier New"/>
+        </w:rPr>
+        <w:t xml:space="preserve">                                        d</w:t>
       </w:r>
       <w:r>
         <w:rPr>
@@ -18374,9 +18602,24 @@
         <w:rPr>
           <w:rFonts w:ascii="Courier New" w:hAnsi="Courier New" w:cs="Courier New"/>
         </w:rPr>
-        <w:t xml:space="preserve">position, salary, status } = </w:t>
+        <w:t xml:space="preserve">position, salary, </w:t>
+      </w:r>
+      <w:proofErr w:type="gramStart"/>
+      <w:r>
+        <w:rPr>
+          <w:rFonts w:ascii="Courier New" w:hAnsi="Courier New" w:cs="Courier New"/>
+        </w:rPr>
+        <w:t>status }</w:t>
+      </w:r>
+      <w:proofErr w:type="gramEnd"/>
+      <w:r>
+        <w:rPr>
+          <w:rFonts w:ascii="Courier New" w:hAnsi="Courier New" w:cs="Courier New"/>
+        </w:rPr>
+        <w:t xml:space="preserve"> = </w:t>
       </w:r>
       <w:proofErr w:type="spellStart"/>
+      <w:proofErr w:type="gramStart"/>
       <w:r>
         <w:rPr>
           <w:rFonts w:ascii="Courier New" w:hAnsi="Courier New" w:cs="Courier New"/>
@@ -18384,6 +18627,7 @@
         <w:t>req.body</w:t>
       </w:r>
       <w:proofErr w:type="spellEnd"/>
+      <w:proofErr w:type="gramEnd"/>
       <w:r>
         <w:rPr>
           <w:rFonts w:ascii="Courier New" w:hAnsi="Courier New" w:cs="Courier New"/>
@@ -18442,12 +18686,28 @@
         <w:t>Employee.findOne</w:t>
       </w:r>
       <w:proofErr w:type="spellEnd"/>
-      <w:r>
-        <w:rPr>
-          <w:rFonts w:ascii="Courier New" w:hAnsi="Courier New" w:cs="Courier New"/>
-        </w:rPr>
-        <w:t>({ email });</w:t>
-      </w:r>
+      <w:proofErr w:type="gramStart"/>
+      <w:r>
+        <w:rPr>
+          <w:rFonts w:ascii="Courier New" w:hAnsi="Courier New" w:cs="Courier New"/>
+        </w:rPr>
+        <w:t>({ email</w:t>
+      </w:r>
+      <w:proofErr w:type="gramEnd"/>
+      <w:r>
+        <w:rPr>
+          <w:rFonts w:ascii="Courier New" w:hAnsi="Courier New" w:cs="Courier New"/>
+        </w:rPr>
+        <w:t xml:space="preserve"> }</w:t>
+      </w:r>
+      <w:proofErr w:type="gramStart"/>
+      <w:r>
+        <w:rPr>
+          <w:rFonts w:ascii="Courier New" w:hAnsi="Courier New" w:cs="Courier New"/>
+        </w:rPr>
+        <w:t>);</w:t>
+      </w:r>
+      <w:proofErr w:type="gramEnd"/>
     </w:p>
     <w:p>
       <w:pPr>
@@ -18491,6 +18751,7 @@
         <w:t xml:space="preserve">return </w:t>
       </w:r>
       <w:proofErr w:type="spellStart"/>
+      <w:proofErr w:type="gramStart"/>
       <w:r>
         <w:rPr>
           <w:rFonts w:ascii="Courier New" w:hAnsi="Courier New" w:cs="Courier New"/>
@@ -18498,11 +18759,19 @@
         <w:t>res.status</w:t>
       </w:r>
       <w:proofErr w:type="spellEnd"/>
-      <w:r>
-        <w:rPr>
-          <w:rFonts w:ascii="Courier New" w:hAnsi="Courier New" w:cs="Courier New"/>
-        </w:rPr>
-        <w:t>(400).</w:t>
+      <w:proofErr w:type="gramEnd"/>
+      <w:r>
+        <w:rPr>
+          <w:rFonts w:ascii="Courier New" w:hAnsi="Courier New" w:cs="Courier New"/>
+        </w:rPr>
+        <w:t>(400</w:t>
+      </w:r>
+      <w:proofErr w:type="gramStart"/>
+      <w:r>
+        <w:rPr>
+          <w:rFonts w:ascii="Courier New" w:hAnsi="Courier New" w:cs="Courier New"/>
+        </w:rPr>
+        <w:t>).</w:t>
       </w:r>
       <w:proofErr w:type="spellStart"/>
       <w:r>
@@ -18516,8 +18785,23 @@
         <w:rPr>
           <w:rFonts w:ascii="Courier New" w:hAnsi="Courier New" w:cs="Courier New"/>
         </w:rPr>
-        <w:t>({ message: "Employee with this email already exists" });</w:t>
-      </w:r>
+        <w:t>({ message</w:t>
+      </w:r>
+      <w:proofErr w:type="gramEnd"/>
+      <w:r>
+        <w:rPr>
+          <w:rFonts w:ascii="Courier New" w:hAnsi="Courier New" w:cs="Courier New"/>
+        </w:rPr>
+        <w:t>: "Employee with this email already exists</w:t>
+      </w:r>
+      <w:proofErr w:type="gramStart"/>
+      <w:r>
+        <w:rPr>
+          <w:rFonts w:ascii="Courier New" w:hAnsi="Courier New" w:cs="Courier New"/>
+        </w:rPr>
+        <w:t>" });</w:t>
+      </w:r>
+      <w:proofErr w:type="gramEnd"/>
     </w:p>
     <w:p>
       <w:pPr>
@@ -18578,6 +18862,7 @@
         <w:t xml:space="preserve"> = await </w:t>
       </w:r>
       <w:proofErr w:type="spellStart"/>
+      <w:proofErr w:type="gramStart"/>
       <w:r>
         <w:rPr>
           <w:rFonts w:ascii="Courier New" w:hAnsi="Courier New" w:cs="Courier New"/>
@@ -18585,12 +18870,21 @@
         <w:t>bcrypt.hash</w:t>
       </w:r>
       <w:proofErr w:type="spellEnd"/>
-      <w:r>
-        <w:rPr>
-          <w:rFonts w:ascii="Courier New" w:hAnsi="Courier New" w:cs="Courier New"/>
-        </w:rPr>
-        <w:t>(password, 10);</w:t>
-      </w:r>
+      <w:proofErr w:type="gramEnd"/>
+      <w:r>
+        <w:rPr>
+          <w:rFonts w:ascii="Courier New" w:hAnsi="Courier New" w:cs="Courier New"/>
+        </w:rPr>
+        <w:t>(password, 10</w:t>
+      </w:r>
+      <w:proofErr w:type="gramStart"/>
+      <w:r>
+        <w:rPr>
+          <w:rFonts w:ascii="Courier New" w:hAnsi="Courier New" w:cs="Courier New"/>
+        </w:rPr>
+        <w:t>);</w:t>
+      </w:r>
+      <w:proofErr w:type="gramEnd"/>
     </w:p>
     <w:p>
       <w:pPr>
@@ -18632,7 +18926,21 @@
         <w:rPr>
           <w:rFonts w:ascii="Courier New" w:hAnsi="Courier New" w:cs="Courier New"/>
         </w:rPr>
-        <w:t xml:space="preserve"> = new Employee({</w:t>
+        <w:t xml:space="preserve"> = new </w:t>
+      </w:r>
+      <w:proofErr w:type="gramStart"/>
+      <w:r>
+        <w:rPr>
+          <w:rFonts w:ascii="Courier New" w:hAnsi="Courier New" w:cs="Courier New"/>
+        </w:rPr>
+        <w:t>Employee(</w:t>
+      </w:r>
+      <w:proofErr w:type="gramEnd"/>
+      <w:r>
+        <w:rPr>
+          <w:rFonts w:ascii="Courier New" w:hAnsi="Courier New" w:cs="Courier New"/>
+        </w:rPr>
+        <w:t>{</w:t>
       </w:r>
     </w:p>
     <w:p>
@@ -18772,8 +19080,16 @@
         <w:rPr>
           <w:rFonts w:ascii="Courier New" w:hAnsi="Courier New" w:cs="Courier New"/>
         </w:rPr>
-        <w:t xml:space="preserve">    });</w:t>
-      </w:r>
+        <w:t xml:space="preserve">    }</w:t>
+      </w:r>
+      <w:proofErr w:type="gramStart"/>
+      <w:r>
+        <w:rPr>
+          <w:rFonts w:ascii="Courier New" w:hAnsi="Courier New" w:cs="Courier New"/>
+        </w:rPr>
+        <w:t>);</w:t>
+      </w:r>
+      <w:proofErr w:type="gramEnd"/>
     </w:p>
     <w:p>
       <w:pPr>
@@ -18808,8 +19124,16 @@
         <w:rPr>
           <w:rFonts w:ascii="Courier New" w:hAnsi="Courier New" w:cs="Courier New"/>
         </w:rPr>
-        <w:t>();</w:t>
-      </w:r>
+        <w:t>(</w:t>
+      </w:r>
+      <w:proofErr w:type="gramStart"/>
+      <w:r>
+        <w:rPr>
+          <w:rFonts w:ascii="Courier New" w:hAnsi="Courier New" w:cs="Courier New"/>
+        </w:rPr>
+        <w:t>);</w:t>
+      </w:r>
+      <w:proofErr w:type="gramEnd"/>
     </w:p>
     <w:p>
       <w:pPr>
@@ -18825,6 +19149,7 @@
         <w:t xml:space="preserve">    </w:t>
       </w:r>
       <w:proofErr w:type="spellStart"/>
+      <w:proofErr w:type="gramStart"/>
       <w:r>
         <w:rPr>
           <w:rFonts w:ascii="Courier New" w:hAnsi="Courier New" w:cs="Courier New"/>
@@ -18832,11 +19157,19 @@
         <w:t>res.status</w:t>
       </w:r>
       <w:proofErr w:type="spellEnd"/>
-      <w:r>
-        <w:rPr>
-          <w:rFonts w:ascii="Courier New" w:hAnsi="Courier New" w:cs="Courier New"/>
-        </w:rPr>
-        <w:t>(201).</w:t>
+      <w:proofErr w:type="gramEnd"/>
+      <w:r>
+        <w:rPr>
+          <w:rFonts w:ascii="Courier New" w:hAnsi="Courier New" w:cs="Courier New"/>
+        </w:rPr>
+        <w:t>(201</w:t>
+      </w:r>
+      <w:proofErr w:type="gramStart"/>
+      <w:r>
+        <w:rPr>
+          <w:rFonts w:ascii="Courier New" w:hAnsi="Courier New" w:cs="Courier New"/>
+        </w:rPr>
+        <w:t>).</w:t>
       </w:r>
       <w:proofErr w:type="spellStart"/>
       <w:r>
@@ -18846,6 +19179,7 @@
         <w:t>json</w:t>
       </w:r>
       <w:proofErr w:type="spellEnd"/>
+      <w:proofErr w:type="gramEnd"/>
       <w:r>
         <w:rPr>
           <w:rFonts w:ascii="Courier New" w:hAnsi="Courier New" w:cs="Courier New"/>
@@ -18860,12 +19194,14 @@
         <w:t>newEmployee</w:t>
       </w:r>
       <w:proofErr w:type="spellEnd"/>
+      <w:proofErr w:type="gramStart"/>
       <w:r>
         <w:rPr>
           <w:rFonts w:ascii="Courier New" w:hAnsi="Courier New" w:cs="Courier New"/>
         </w:rPr>
         <w:t>);</w:t>
       </w:r>
+      <w:proofErr w:type="gramEnd"/>
     </w:p>
     <w:p>
       <w:pPr>
@@ -18878,8 +19214,16 @@
         <w:rPr>
           <w:rFonts w:ascii="Courier New" w:hAnsi="Courier New" w:cs="Courier New"/>
         </w:rPr>
-        <w:t>});</w:t>
-      </w:r>
+        <w:t>}</w:t>
+      </w:r>
+      <w:proofErr w:type="gramStart"/>
+      <w:r>
+        <w:rPr>
+          <w:rFonts w:ascii="Courier New" w:hAnsi="Courier New" w:cs="Courier New"/>
+        </w:rPr>
+        <w:t>);</w:t>
+      </w:r>
+      <w:proofErr w:type="gramEnd"/>
     </w:p>
     <w:p>
       <w:pPr>
@@ -18923,6 +19267,7 @@
         <w:t xml:space="preserve">   </w:t>
       </w:r>
       <w:proofErr w:type="spellStart"/>
+      <w:proofErr w:type="gramStart"/>
       <w:r>
         <w:rPr>
           <w:rFonts w:ascii="Courier New" w:hAnsi="Courier New" w:cs="Courier New"/>
@@ -18934,7 +19279,14 @@
         <w:rPr>
           <w:rFonts w:ascii="Courier New" w:hAnsi="Courier New" w:cs="Courier New"/>
         </w:rPr>
-        <w:t>('/', async (</w:t>
+        <w:t>(</w:t>
+      </w:r>
+      <w:proofErr w:type="gramEnd"/>
+      <w:r>
+        <w:rPr>
+          <w:rFonts w:ascii="Courier New" w:hAnsi="Courier New" w:cs="Courier New"/>
+        </w:rPr>
+        <w:t>'/', async (</w:t>
       </w:r>
       <w:proofErr w:type="spellStart"/>
       <w:r>
@@ -18990,9 +19342,38 @@
         <w:rPr>
           <w:rFonts w:ascii="Courier New" w:hAnsi="Courier New" w:cs="Courier New"/>
         </w:rPr>
-        <w:t xml:space="preserve"> { search, department } = </w:t>
+        <w:t xml:space="preserve"> </w:t>
+      </w:r>
+      <w:proofErr w:type="gramStart"/>
+      <w:r>
+        <w:rPr>
+          <w:rFonts w:ascii="Courier New" w:hAnsi="Courier New" w:cs="Courier New"/>
+        </w:rPr>
+        <w:t>{ search</w:t>
+      </w:r>
+      <w:proofErr w:type="gramEnd"/>
+      <w:r>
+        <w:rPr>
+          <w:rFonts w:ascii="Courier New" w:hAnsi="Courier New" w:cs="Courier New"/>
+        </w:rPr>
+        <w:t xml:space="preserve">, </w:t>
+      </w:r>
+      <w:proofErr w:type="gramStart"/>
+      <w:r>
+        <w:rPr>
+          <w:rFonts w:ascii="Courier New" w:hAnsi="Courier New" w:cs="Courier New"/>
+        </w:rPr>
+        <w:t>department }</w:t>
+      </w:r>
+      <w:proofErr w:type="gramEnd"/>
+      <w:r>
+        <w:rPr>
+          <w:rFonts w:ascii="Courier New" w:hAnsi="Courier New" w:cs="Courier New"/>
+        </w:rPr>
+        <w:t xml:space="preserve"> = </w:t>
       </w:r>
       <w:proofErr w:type="spellStart"/>
+      <w:proofErr w:type="gramStart"/>
       <w:r>
         <w:rPr>
           <w:rFonts w:ascii="Courier New" w:hAnsi="Courier New" w:cs="Courier New"/>
@@ -19000,6 +19381,7 @@
         <w:t>req.query</w:t>
       </w:r>
       <w:proofErr w:type="spellEnd"/>
+      <w:proofErr w:type="gramEnd"/>
       <w:r>
         <w:rPr>
           <w:rFonts w:ascii="Courier New" w:hAnsi="Courier New" w:cs="Courier New"/>
@@ -19018,8 +19400,16 @@
         <w:rPr>
           <w:rFonts w:ascii="Courier New" w:hAnsi="Courier New" w:cs="Courier New"/>
         </w:rPr>
-        <w:t xml:space="preserve">      let query = {};</w:t>
-      </w:r>
+        <w:t xml:space="preserve">      let query = {</w:t>
+      </w:r>
+      <w:proofErr w:type="gramStart"/>
+      <w:r>
+        <w:rPr>
+          <w:rFonts w:ascii="Courier New" w:hAnsi="Courier New" w:cs="Courier New"/>
+        </w:rPr>
+        <w:t>};</w:t>
+      </w:r>
+      <w:proofErr w:type="gramEnd"/>
     </w:p>
     <w:p>
       <w:pPr>
@@ -19054,7 +19444,21 @@
         <w:rPr>
           <w:rFonts w:ascii="Courier New" w:hAnsi="Courier New" w:cs="Courier New"/>
         </w:rPr>
-        <w:t xml:space="preserve">            query.name = { $regex: search, $options: '</w:t>
+        <w:t xml:space="preserve">            query.name = </w:t>
+      </w:r>
+      <w:proofErr w:type="gramStart"/>
+      <w:r>
+        <w:rPr>
+          <w:rFonts w:ascii="Courier New" w:hAnsi="Courier New" w:cs="Courier New"/>
+        </w:rPr>
+        <w:t>{ $</w:t>
+      </w:r>
+      <w:proofErr w:type="gramEnd"/>
+      <w:r>
+        <w:rPr>
+          <w:rFonts w:ascii="Courier New" w:hAnsi="Courier New" w:cs="Courier New"/>
+        </w:rPr>
+        <w:t>regex: search, $options: '</w:t>
       </w:r>
       <w:proofErr w:type="spellStart"/>
       <w:r>
@@ -19074,13 +19478,27 @@
         <w:rPr>
           <w:rFonts w:ascii="Courier New" w:hAnsi="Courier New" w:cs="Courier New"/>
         </w:rPr>
-        <w:t xml:space="preserve">              </w:t>
-      </w:r>
-      <w:r>
-        <w:rPr>
-          <w:rFonts w:ascii="Courier New" w:hAnsi="Courier New" w:cs="Courier New"/>
-        </w:rPr>
-        <w:t>};</w:t>
+        <w:t xml:space="preserve">            </w:t>
+      </w:r>
+      <w:proofErr w:type="gramStart"/>
+      <w:r>
+        <w:rPr>
+          <w:rFonts w:ascii="Courier New" w:hAnsi="Courier New" w:cs="Courier New"/>
+        </w:rPr>
+        <w:t xml:space="preserve">  </w:t>
+      </w:r>
+      <w:r>
+        <w:rPr>
+          <w:rFonts w:ascii="Courier New" w:hAnsi="Courier New" w:cs="Courier New"/>
+        </w:rPr>
+        <w:t>}</w:t>
+      </w:r>
+      <w:proofErr w:type="gramEnd"/>
+      <w:r>
+        <w:rPr>
+          <w:rFonts w:ascii="Courier New" w:hAnsi="Courier New" w:cs="Courier New"/>
+        </w:rPr>
+        <w:t>;</w:t>
       </w:r>
     </w:p>
     <w:p>
@@ -19116,7 +19534,21 @@
         <w:rPr>
           <w:rFonts w:ascii="Courier New" w:hAnsi="Courier New" w:cs="Courier New"/>
         </w:rPr>
-        <w:t xml:space="preserve">        if (department &amp;&amp; department !== 'All') {</w:t>
+        <w:t xml:space="preserve">        if (department &amp;&amp; </w:t>
+      </w:r>
+      <w:proofErr w:type="gramStart"/>
+      <w:r>
+        <w:rPr>
+          <w:rFonts w:ascii="Courier New" w:hAnsi="Courier New" w:cs="Courier New"/>
+        </w:rPr>
+        <w:t>department !</w:t>
+      </w:r>
+      <w:proofErr w:type="gramEnd"/>
+      <w:r>
+        <w:rPr>
+          <w:rFonts w:ascii="Courier New" w:hAnsi="Courier New" w:cs="Courier New"/>
+        </w:rPr>
+        <w:t>== 'All') {</w:t>
       </w:r>
     </w:p>
     <w:p>
@@ -19133,6 +19565,7 @@
         <w:t xml:space="preserve">            </w:t>
       </w:r>
       <w:proofErr w:type="spellStart"/>
+      <w:proofErr w:type="gramStart"/>
       <w:r>
         <w:rPr>
           <w:rFonts w:ascii="Courier New" w:hAnsi="Courier New" w:cs="Courier New"/>
@@ -19140,12 +19573,21 @@
         <w:t>query.department</w:t>
       </w:r>
       <w:proofErr w:type="spellEnd"/>
-      <w:r>
-        <w:rPr>
-          <w:rFonts w:ascii="Courier New" w:hAnsi="Courier New" w:cs="Courier New"/>
-        </w:rPr>
-        <w:t xml:space="preserve"> = department;</w:t>
-      </w:r>
+      <w:proofErr w:type="gramEnd"/>
+      <w:r>
+        <w:rPr>
+          <w:rFonts w:ascii="Courier New" w:hAnsi="Courier New" w:cs="Courier New"/>
+        </w:rPr>
+        <w:t xml:space="preserve"> = </w:t>
+      </w:r>
+      <w:proofErr w:type="gramStart"/>
+      <w:r>
+        <w:rPr>
+          <w:rFonts w:ascii="Courier New" w:hAnsi="Courier New" w:cs="Courier New"/>
+        </w:rPr>
+        <w:t>department;</w:t>
+      </w:r>
+      <w:proofErr w:type="gramEnd"/>
     </w:p>
     <w:p>
       <w:pPr>
@@ -19202,7 +19644,14 @@
         <w:rPr>
           <w:rFonts w:ascii="Courier New" w:hAnsi="Courier New" w:cs="Courier New"/>
         </w:rPr>
-        <w:t xml:space="preserve">(query).sort({ </w:t>
+        <w:t>(query</w:t>
+      </w:r>
+      <w:proofErr w:type="gramStart"/>
+      <w:r>
+        <w:rPr>
+          <w:rFonts w:ascii="Courier New" w:hAnsi="Courier New" w:cs="Courier New"/>
+        </w:rPr>
+        <w:t xml:space="preserve">).sort({ </w:t>
       </w:r>
       <w:proofErr w:type="spellStart"/>
       <w:r>
@@ -19212,12 +19661,21 @@
         <w:t>createdAt</w:t>
       </w:r>
       <w:proofErr w:type="spellEnd"/>
-      <w:r>
-        <w:rPr>
-          <w:rFonts w:ascii="Courier New" w:hAnsi="Courier New" w:cs="Courier New"/>
-        </w:rPr>
-        <w:t>: -1 });</w:t>
-      </w:r>
+      <w:proofErr w:type="gramEnd"/>
+      <w:r>
+        <w:rPr>
+          <w:rFonts w:ascii="Courier New" w:hAnsi="Courier New" w:cs="Courier New"/>
+        </w:rPr>
+        <w:t>: -</w:t>
+      </w:r>
+      <w:proofErr w:type="gramStart"/>
+      <w:r>
+        <w:rPr>
+          <w:rFonts w:ascii="Courier New" w:hAnsi="Courier New" w:cs="Courier New"/>
+        </w:rPr>
+        <w:t>1 });</w:t>
+      </w:r>
+      <w:proofErr w:type="gramEnd"/>
     </w:p>
     <w:p>
       <w:pPr>
@@ -19233,6 +19691,7 @@
         <w:t xml:space="preserve">        </w:t>
       </w:r>
       <w:proofErr w:type="spellStart"/>
+      <w:proofErr w:type="gramStart"/>
       <w:r>
         <w:rPr>
           <w:rFonts w:ascii="Courier New" w:hAnsi="Courier New" w:cs="Courier New"/>
@@ -19240,11 +19699,19 @@
         <w:t>res.status</w:t>
       </w:r>
       <w:proofErr w:type="spellEnd"/>
-      <w:r>
-        <w:rPr>
-          <w:rFonts w:ascii="Courier New" w:hAnsi="Courier New" w:cs="Courier New"/>
-        </w:rPr>
-        <w:t>(200).</w:t>
+      <w:proofErr w:type="gramEnd"/>
+      <w:r>
+        <w:rPr>
+          <w:rFonts w:ascii="Courier New" w:hAnsi="Courier New" w:cs="Courier New"/>
+        </w:rPr>
+        <w:t>(200</w:t>
+      </w:r>
+      <w:proofErr w:type="gramStart"/>
+      <w:r>
+        <w:rPr>
+          <w:rFonts w:ascii="Courier New" w:hAnsi="Courier New" w:cs="Courier New"/>
+        </w:rPr>
+        <w:t>).</w:t>
       </w:r>
       <w:proofErr w:type="spellStart"/>
       <w:r>
@@ -19254,12 +19721,21 @@
         <w:t>json</w:t>
       </w:r>
       <w:proofErr w:type="spellEnd"/>
-      <w:r>
-        <w:rPr>
-          <w:rFonts w:ascii="Courier New" w:hAnsi="Courier New" w:cs="Courier New"/>
-        </w:rPr>
-        <w:t>(employees);</w:t>
-      </w:r>
+      <w:proofErr w:type="gramEnd"/>
+      <w:r>
+        <w:rPr>
+          <w:rFonts w:ascii="Courier New" w:hAnsi="Courier New" w:cs="Courier New"/>
+        </w:rPr>
+        <w:t>(employees</w:t>
+      </w:r>
+      <w:proofErr w:type="gramStart"/>
+      <w:r>
+        <w:rPr>
+          <w:rFonts w:ascii="Courier New" w:hAnsi="Courier New" w:cs="Courier New"/>
+        </w:rPr>
+        <w:t>);</w:t>
+      </w:r>
+      <w:proofErr w:type="gramEnd"/>
     </w:p>
     <w:p>
       <w:pPr>
@@ -19283,6 +19759,7 @@
         </w:rPr>
       </w:pPr>
       <w:proofErr w:type="spellStart"/>
+      <w:proofErr w:type="gramStart"/>
       <w:r>
         <w:rPr>
           <w:rFonts w:ascii="Courier New" w:hAnsi="Courier New" w:cs="Courier New"/>
@@ -19290,11 +19767,19 @@
         <w:t>res.status</w:t>
       </w:r>
       <w:proofErr w:type="spellEnd"/>
-      <w:r>
-        <w:rPr>
-          <w:rFonts w:ascii="Courier New" w:hAnsi="Courier New" w:cs="Courier New"/>
-        </w:rPr>
-        <w:t>(500).</w:t>
+      <w:proofErr w:type="gramEnd"/>
+      <w:r>
+        <w:rPr>
+          <w:rFonts w:ascii="Courier New" w:hAnsi="Courier New" w:cs="Courier New"/>
+        </w:rPr>
+        <w:t>(500</w:t>
+      </w:r>
+      <w:proofErr w:type="gramStart"/>
+      <w:r>
+        <w:rPr>
+          <w:rFonts w:ascii="Courier New" w:hAnsi="Courier New" w:cs="Courier New"/>
+        </w:rPr>
+        <w:t>).</w:t>
       </w:r>
       <w:proofErr w:type="spellStart"/>
       <w:r>
@@ -19308,8 +19793,23 @@
         <w:rPr>
           <w:rFonts w:ascii="Courier New" w:hAnsi="Courier New" w:cs="Courier New"/>
         </w:rPr>
-        <w:t>({ message: "Failed to fetch employees" });</w:t>
-      </w:r>
+        <w:t>({ message</w:t>
+      </w:r>
+      <w:proofErr w:type="gramEnd"/>
+      <w:r>
+        <w:rPr>
+          <w:rFonts w:ascii="Courier New" w:hAnsi="Courier New" w:cs="Courier New"/>
+        </w:rPr>
+        <w:t>: "Failed to fetch employees</w:t>
+      </w:r>
+      <w:proofErr w:type="gramStart"/>
+      <w:r>
+        <w:rPr>
+          <w:rFonts w:ascii="Courier New" w:hAnsi="Courier New" w:cs="Courier New"/>
+        </w:rPr>
+        <w:t>" });</w:t>
+      </w:r>
+      <w:proofErr w:type="gramEnd"/>
     </w:p>
     <w:p>
       <w:pPr>
@@ -19336,8 +19836,16 @@
         <w:rPr>
           <w:rFonts w:ascii="Courier New" w:hAnsi="Courier New" w:cs="Courier New"/>
         </w:rPr>
-        <w:t>});</w:t>
-      </w:r>
+        <w:t>}</w:t>
+      </w:r>
+      <w:proofErr w:type="gramStart"/>
+      <w:r>
+        <w:rPr>
+          <w:rFonts w:ascii="Courier New" w:hAnsi="Courier New" w:cs="Courier New"/>
+        </w:rPr>
+        <w:t>);</w:t>
+      </w:r>
+      <w:proofErr w:type="gramEnd"/>
     </w:p>
     <w:p>
       <w:pPr>
@@ -19378,6 +19886,7 @@
         <w:t xml:space="preserve"> </w:t>
       </w:r>
       <w:proofErr w:type="spellStart"/>
+      <w:proofErr w:type="gramStart"/>
       <w:r>
         <w:rPr>
           <w:rFonts w:ascii="Courier New" w:hAnsi="Courier New" w:cs="Courier New"/>
@@ -19389,7 +19898,14 @@
         <w:rPr>
           <w:rFonts w:ascii="Courier New" w:hAnsi="Courier New" w:cs="Courier New"/>
         </w:rPr>
-        <w:t>('/:id', async (</w:t>
+        <w:t>(</w:t>
+      </w:r>
+      <w:proofErr w:type="gramEnd"/>
+      <w:r>
+        <w:rPr>
+          <w:rFonts w:ascii="Courier New" w:hAnsi="Courier New" w:cs="Courier New"/>
+        </w:rPr>
+        <w:t>'/:id', async (</w:t>
       </w:r>
       <w:proofErr w:type="spellStart"/>
       <w:r>
@@ -19457,8 +19973,16 @@
         <w:rPr>
           <w:rFonts w:ascii="Courier New" w:hAnsi="Courier New" w:cs="Courier New"/>
         </w:rPr>
-        <w:t>(req.params.id);</w:t>
-      </w:r>
+        <w:t>(req.params.id</w:t>
+      </w:r>
+      <w:proofErr w:type="gramStart"/>
+      <w:r>
+        <w:rPr>
+          <w:rFonts w:ascii="Courier New" w:hAnsi="Courier New" w:cs="Courier New"/>
+        </w:rPr>
+        <w:t>);</w:t>
+      </w:r>
+      <w:proofErr w:type="gramEnd"/>
     </w:p>
     <w:p>
       <w:pPr>
@@ -19471,8 +19995,16 @@
         <w:rPr>
           <w:rFonts w:ascii="Courier New" w:hAnsi="Courier New" w:cs="Courier New"/>
         </w:rPr>
-        <w:t>employee.name = req.body.name || employee.name;</w:t>
-      </w:r>
+        <w:t xml:space="preserve">employee.name = req.body.name || </w:t>
+      </w:r>
+      <w:proofErr w:type="gramStart"/>
+      <w:r>
+        <w:rPr>
+          <w:rFonts w:ascii="Courier New" w:hAnsi="Courier New" w:cs="Courier New"/>
+        </w:rPr>
+        <w:t>employee.name;</w:t>
+      </w:r>
+      <w:proofErr w:type="gramEnd"/>
     </w:p>
     <w:p>
       <w:pPr>
@@ -19482,6 +20014,7 @@
         </w:rPr>
       </w:pPr>
       <w:proofErr w:type="spellStart"/>
+      <w:proofErr w:type="gramStart"/>
       <w:r>
         <w:rPr>
           <w:rFonts w:ascii="Courier New" w:hAnsi="Courier New" w:cs="Courier New"/>
@@ -19489,6 +20022,7 @@
         <w:t>employee.email</w:t>
       </w:r>
       <w:proofErr w:type="spellEnd"/>
+      <w:proofErr w:type="gramEnd"/>
       <w:r>
         <w:rPr>
           <w:rFonts w:ascii="Courier New" w:hAnsi="Courier New" w:cs="Courier New"/>
@@ -19496,11 +20030,19 @@
         <w:t xml:space="preserve"> = </w:t>
       </w:r>
       <w:proofErr w:type="spellStart"/>
-      <w:r>
-        <w:rPr>
-          <w:rFonts w:ascii="Courier New" w:hAnsi="Courier New" w:cs="Courier New"/>
-        </w:rPr>
-        <w:t>req.body.email</w:t>
+      <w:proofErr w:type="gramStart"/>
+      <w:r>
+        <w:rPr>
+          <w:rFonts w:ascii="Courier New" w:hAnsi="Courier New" w:cs="Courier New"/>
+        </w:rPr>
+        <w:t>req.body</w:t>
+      </w:r>
+      <w:proofErr w:type="gramEnd"/>
+      <w:r>
+        <w:rPr>
+          <w:rFonts w:ascii="Courier New" w:hAnsi="Courier New" w:cs="Courier New"/>
+        </w:rPr>
+        <w:t>.email</w:t>
       </w:r>
       <w:proofErr w:type="spellEnd"/>
       <w:r>
@@ -19510,6 +20052,7 @@
         <w:t xml:space="preserve"> || </w:t>
       </w:r>
       <w:proofErr w:type="spellStart"/>
+      <w:proofErr w:type="gramStart"/>
       <w:r>
         <w:rPr>
           <w:rFonts w:ascii="Courier New" w:hAnsi="Courier New" w:cs="Courier New"/>
@@ -19517,6 +20060,7 @@
         <w:t>employee.email</w:t>
       </w:r>
       <w:proofErr w:type="spellEnd"/>
+      <w:proofErr w:type="gramEnd"/>
       <w:r>
         <w:rPr>
           <w:rFonts w:ascii="Courier New" w:hAnsi="Courier New" w:cs="Courier New"/>
@@ -19532,6 +20076,7 @@
         </w:rPr>
       </w:pPr>
       <w:proofErr w:type="spellStart"/>
+      <w:proofErr w:type="gramStart"/>
       <w:r>
         <w:rPr>
           <w:rFonts w:ascii="Courier New" w:hAnsi="Courier New" w:cs="Courier New"/>
@@ -19539,6 +20084,7 @@
         <w:t>employee.department</w:t>
       </w:r>
       <w:proofErr w:type="spellEnd"/>
+      <w:proofErr w:type="gramEnd"/>
       <w:r>
         <w:rPr>
           <w:rFonts w:ascii="Courier New" w:hAnsi="Courier New" w:cs="Courier New"/>
@@ -19546,11 +20092,19 @@
         <w:t xml:space="preserve"> = </w:t>
       </w:r>
       <w:proofErr w:type="spellStart"/>
-      <w:r>
-        <w:rPr>
-          <w:rFonts w:ascii="Courier New" w:hAnsi="Courier New" w:cs="Courier New"/>
-        </w:rPr>
-        <w:t>req.body.department</w:t>
+      <w:proofErr w:type="gramStart"/>
+      <w:r>
+        <w:rPr>
+          <w:rFonts w:ascii="Courier New" w:hAnsi="Courier New" w:cs="Courier New"/>
+        </w:rPr>
+        <w:t>req.body</w:t>
+      </w:r>
+      <w:proofErr w:type="gramEnd"/>
+      <w:r>
+        <w:rPr>
+          <w:rFonts w:ascii="Courier New" w:hAnsi="Courier New" w:cs="Courier New"/>
+        </w:rPr>
+        <w:t>.department</w:t>
       </w:r>
       <w:proofErr w:type="spellEnd"/>
       <w:r>
@@ -19560,6 +20114,7 @@
         <w:t xml:space="preserve"> || </w:t>
       </w:r>
       <w:proofErr w:type="spellStart"/>
+      <w:proofErr w:type="gramStart"/>
       <w:r>
         <w:rPr>
           <w:rFonts w:ascii="Courier New" w:hAnsi="Courier New" w:cs="Courier New"/>
@@ -19567,6 +20122,7 @@
         <w:t>employee.department</w:t>
       </w:r>
       <w:proofErr w:type="spellEnd"/>
+      <w:proofErr w:type="gramEnd"/>
       <w:r>
         <w:rPr>
           <w:rFonts w:ascii="Courier New" w:hAnsi="Courier New" w:cs="Courier New"/>
@@ -19582,6 +20138,7 @@
         </w:rPr>
       </w:pPr>
       <w:proofErr w:type="spellStart"/>
+      <w:proofErr w:type="gramStart"/>
       <w:r>
         <w:rPr>
           <w:rFonts w:ascii="Courier New" w:hAnsi="Courier New" w:cs="Courier New"/>
@@ -19589,6 +20146,7 @@
         <w:t>employee.salary</w:t>
       </w:r>
       <w:proofErr w:type="spellEnd"/>
+      <w:proofErr w:type="gramEnd"/>
       <w:r>
         <w:rPr>
           <w:rFonts w:ascii="Courier New" w:hAnsi="Courier New" w:cs="Courier New"/>
@@ -19596,11 +20154,19 @@
         <w:t xml:space="preserve"> = </w:t>
       </w:r>
       <w:proofErr w:type="spellStart"/>
-      <w:r>
-        <w:rPr>
-          <w:rFonts w:ascii="Courier New" w:hAnsi="Courier New" w:cs="Courier New"/>
-        </w:rPr>
-        <w:t>req.body.salary</w:t>
+      <w:proofErr w:type="gramStart"/>
+      <w:r>
+        <w:rPr>
+          <w:rFonts w:ascii="Courier New" w:hAnsi="Courier New" w:cs="Courier New"/>
+        </w:rPr>
+        <w:t>req.body</w:t>
+      </w:r>
+      <w:proofErr w:type="gramEnd"/>
+      <w:r>
+        <w:rPr>
+          <w:rFonts w:ascii="Courier New" w:hAnsi="Courier New" w:cs="Courier New"/>
+        </w:rPr>
+        <w:t>.salary</w:t>
       </w:r>
       <w:proofErr w:type="spellEnd"/>
       <w:r>
@@ -19610,6 +20176,7 @@
         <w:t xml:space="preserve"> || </w:t>
       </w:r>
       <w:proofErr w:type="spellStart"/>
+      <w:proofErr w:type="gramStart"/>
       <w:r>
         <w:rPr>
           <w:rFonts w:ascii="Courier New" w:hAnsi="Courier New" w:cs="Courier New"/>
@@ -19617,6 +20184,7 @@
         <w:t>employee.salary</w:t>
       </w:r>
       <w:proofErr w:type="spellEnd"/>
+      <w:proofErr w:type="gramEnd"/>
       <w:r>
         <w:rPr>
           <w:rFonts w:ascii="Courier New" w:hAnsi="Courier New" w:cs="Courier New"/>
@@ -19646,6 +20214,7 @@
         <w:t xml:space="preserve">await </w:t>
       </w:r>
       <w:proofErr w:type="spellStart"/>
+      <w:proofErr w:type="gramStart"/>
       <w:r>
         <w:rPr>
           <w:rFonts w:ascii="Courier New" w:hAnsi="Courier New" w:cs="Courier New"/>
@@ -19653,12 +20222,21 @@
         <w:t>employee.save</w:t>
       </w:r>
       <w:proofErr w:type="spellEnd"/>
-      <w:r>
-        <w:rPr>
-          <w:rFonts w:ascii="Courier New" w:hAnsi="Courier New" w:cs="Courier New"/>
-        </w:rPr>
-        <w:t>();</w:t>
-      </w:r>
+      <w:proofErr w:type="gramEnd"/>
+      <w:r>
+        <w:rPr>
+          <w:rFonts w:ascii="Courier New" w:hAnsi="Courier New" w:cs="Courier New"/>
+        </w:rPr>
+        <w:t>(</w:t>
+      </w:r>
+      <w:proofErr w:type="gramStart"/>
+      <w:r>
+        <w:rPr>
+          <w:rFonts w:ascii="Courier New" w:hAnsi="Courier New" w:cs="Courier New"/>
+        </w:rPr>
+        <w:t>);</w:t>
+      </w:r>
+      <w:proofErr w:type="gramEnd"/>
     </w:p>
     <w:p>
       <w:pPr>
@@ -19673,6 +20251,7 @@
         <w:t xml:space="preserve">    </w:t>
       </w:r>
       <w:proofErr w:type="spellStart"/>
+      <w:proofErr w:type="gramStart"/>
       <w:r>
         <w:rPr>
           <w:rFonts w:ascii="Courier New" w:hAnsi="Courier New" w:cs="Courier New"/>
@@ -19680,12 +20259,21 @@
         <w:t>res.json</w:t>
       </w:r>
       <w:proofErr w:type="spellEnd"/>
-      <w:r>
-        <w:rPr>
-          <w:rFonts w:ascii="Courier New" w:hAnsi="Courier New" w:cs="Courier New"/>
-        </w:rPr>
-        <w:t>(employee);</w:t>
-      </w:r>
+      <w:proofErr w:type="gramEnd"/>
+      <w:r>
+        <w:rPr>
+          <w:rFonts w:ascii="Courier New" w:hAnsi="Courier New" w:cs="Courier New"/>
+        </w:rPr>
+        <w:t>(employee</w:t>
+      </w:r>
+      <w:proofErr w:type="gramStart"/>
+      <w:r>
+        <w:rPr>
+          <w:rFonts w:ascii="Courier New" w:hAnsi="Courier New" w:cs="Courier New"/>
+        </w:rPr>
+        <w:t>);</w:t>
+      </w:r>
+      <w:proofErr w:type="gramEnd"/>
     </w:p>
     <w:p>
       <w:pPr>
@@ -19698,8 +20286,16 @@
         <w:rPr>
           <w:rFonts w:ascii="Courier New" w:hAnsi="Courier New" w:cs="Courier New"/>
         </w:rPr>
-        <w:t>});</w:t>
-      </w:r>
+        <w:t>}</w:t>
+      </w:r>
+      <w:proofErr w:type="gramStart"/>
+      <w:r>
+        <w:rPr>
+          <w:rFonts w:ascii="Courier New" w:hAnsi="Courier New" w:cs="Courier New"/>
+        </w:rPr>
+        <w:t>);</w:t>
+      </w:r>
+      <w:proofErr w:type="gramEnd"/>
     </w:p>
     <w:p>
       <w:pPr>
@@ -19730,6 +20326,7 @@
         </w:rPr>
       </w:pPr>
       <w:proofErr w:type="spellStart"/>
+      <w:proofErr w:type="gramStart"/>
       <w:r>
         <w:rPr>
           <w:rFonts w:ascii="Courier New" w:hAnsi="Courier New" w:cs="Courier New"/>
@@ -19737,6 +20334,7 @@
         <w:t>router.delete</w:t>
       </w:r>
       <w:proofErr w:type="spellEnd"/>
+      <w:proofErr w:type="gramEnd"/>
       <w:r>
         <w:rPr>
           <w:rFonts w:ascii="Courier New" w:hAnsi="Courier New" w:cs="Courier New"/>
@@ -19783,8 +20381,16 @@
         <w:rPr>
           <w:rFonts w:ascii="Courier New" w:hAnsi="Courier New" w:cs="Courier New"/>
         </w:rPr>
-        <w:t>(req.params.id);</w:t>
-      </w:r>
+        <w:t>(req.params.id</w:t>
+      </w:r>
+      <w:proofErr w:type="gramStart"/>
+      <w:r>
+        <w:rPr>
+          <w:rFonts w:ascii="Courier New" w:hAnsi="Courier New" w:cs="Courier New"/>
+        </w:rPr>
+        <w:t>);</w:t>
+      </w:r>
+      <w:proofErr w:type="gramEnd"/>
     </w:p>
     <w:p>
       <w:pPr>
@@ -19800,6 +20406,7 @@
         <w:t xml:space="preserve"> </w:t>
       </w:r>
       <w:proofErr w:type="spellStart"/>
+      <w:proofErr w:type="gramStart"/>
       <w:r>
         <w:rPr>
           <w:rFonts w:ascii="Courier New" w:hAnsi="Courier New" w:cs="Courier New"/>
@@ -19811,8 +20418,23 @@
         <w:rPr>
           <w:rFonts w:ascii="Courier New" w:hAnsi="Courier New" w:cs="Courier New"/>
         </w:rPr>
-        <w:t>({ message: "Employee deleted successfully" });</w:t>
-      </w:r>
+        <w:t>({ message</w:t>
+      </w:r>
+      <w:proofErr w:type="gramEnd"/>
+      <w:r>
+        <w:rPr>
+          <w:rFonts w:ascii="Courier New" w:hAnsi="Courier New" w:cs="Courier New"/>
+        </w:rPr>
+        <w:t>: "Employee deleted successfully</w:t>
+      </w:r>
+      <w:proofErr w:type="gramStart"/>
+      <w:r>
+        <w:rPr>
+          <w:rFonts w:ascii="Courier New" w:hAnsi="Courier New" w:cs="Courier New"/>
+        </w:rPr>
+        <w:t>" });</w:t>
+      </w:r>
+      <w:proofErr w:type="gramEnd"/>
     </w:p>
     <w:p>
       <w:pPr>
@@ -19831,8 +20453,16 @@
         <w:rPr>
           <w:rFonts w:ascii="Courier New" w:hAnsi="Courier New" w:cs="Courier New"/>
         </w:rPr>
-        <w:t>});</w:t>
-      </w:r>
+        <w:t>}</w:t>
+      </w:r>
+      <w:proofErr w:type="gramStart"/>
+      <w:r>
+        <w:rPr>
+          <w:rFonts w:ascii="Courier New" w:hAnsi="Courier New" w:cs="Courier New"/>
+        </w:rPr>
+        <w:t>);</w:t>
+      </w:r>
+      <w:proofErr w:type="gramEnd"/>
     </w:p>
     <w:p>
       <w:pPr>
@@ -19943,6 +20573,7 @@
         <w:t xml:space="preserve">  if (</w:t>
       </w:r>
       <w:proofErr w:type="spellStart"/>
+      <w:proofErr w:type="gramStart"/>
       <w:r>
         <w:rPr>
           <w:rFonts w:ascii="Courier New" w:hAnsi="Courier New" w:cs="Courier New"/>
@@ -19950,6 +20581,7 @@
         <w:t>req.session</w:t>
       </w:r>
       <w:proofErr w:type="spellEnd"/>
+      <w:proofErr w:type="gramEnd"/>
       <w:r>
         <w:rPr>
           <w:rFonts w:ascii="Courier New" w:hAnsi="Courier New" w:cs="Courier New"/>
@@ -19957,11 +20589,19 @@
         <w:t xml:space="preserve"> &amp;&amp; </w:t>
       </w:r>
       <w:proofErr w:type="spellStart"/>
-      <w:r>
-        <w:rPr>
-          <w:rFonts w:ascii="Courier New" w:hAnsi="Courier New" w:cs="Courier New"/>
-        </w:rPr>
-        <w:t>req.session.userId</w:t>
+      <w:proofErr w:type="gramStart"/>
+      <w:r>
+        <w:rPr>
+          <w:rFonts w:ascii="Courier New" w:hAnsi="Courier New" w:cs="Courier New"/>
+        </w:rPr>
+        <w:t>req.session</w:t>
+      </w:r>
+      <w:proofErr w:type="gramEnd"/>
+      <w:r>
+        <w:rPr>
+          <w:rFonts w:ascii="Courier New" w:hAnsi="Courier New" w:cs="Courier New"/>
+        </w:rPr>
+        <w:t>.userId</w:t>
       </w:r>
       <w:proofErr w:type="spellEnd"/>
       <w:r>
@@ -19982,8 +20622,16 @@
         <w:rPr>
           <w:rFonts w:ascii="Courier New" w:hAnsi="Courier New" w:cs="Courier New"/>
         </w:rPr>
-        <w:t xml:space="preserve">     return next();</w:t>
-      </w:r>
+        <w:t xml:space="preserve">     return </w:t>
+      </w:r>
+      <w:proofErr w:type="gramStart"/>
+      <w:r>
+        <w:rPr>
+          <w:rFonts w:ascii="Courier New" w:hAnsi="Courier New" w:cs="Courier New"/>
+        </w:rPr>
+        <w:t>next();</w:t>
+      </w:r>
+      <w:proofErr w:type="gramEnd"/>
     </w:p>
     <w:p>
       <w:pPr>
@@ -20034,6 +20682,7 @@
         <w:t xml:space="preserve">return </w:t>
       </w:r>
       <w:proofErr w:type="spellStart"/>
+      <w:proofErr w:type="gramStart"/>
       <w:r>
         <w:rPr>
           <w:rFonts w:ascii="Courier New" w:hAnsi="Courier New" w:cs="Courier New"/>
@@ -20041,11 +20690,19 @@
         <w:t>res.status</w:t>
       </w:r>
       <w:proofErr w:type="spellEnd"/>
-      <w:r>
-        <w:rPr>
-          <w:rFonts w:ascii="Courier New" w:hAnsi="Courier New" w:cs="Courier New"/>
-        </w:rPr>
-        <w:t>(401).</w:t>
+      <w:proofErr w:type="gramEnd"/>
+      <w:r>
+        <w:rPr>
+          <w:rFonts w:ascii="Courier New" w:hAnsi="Courier New" w:cs="Courier New"/>
+        </w:rPr>
+        <w:t>(401</w:t>
+      </w:r>
+      <w:proofErr w:type="gramStart"/>
+      <w:r>
+        <w:rPr>
+          <w:rFonts w:ascii="Courier New" w:hAnsi="Courier New" w:cs="Courier New"/>
+        </w:rPr>
+        <w:t>).</w:t>
       </w:r>
       <w:proofErr w:type="spellStart"/>
       <w:r>
@@ -20059,7 +20716,14 @@
         <w:rPr>
           <w:rFonts w:ascii="Courier New" w:hAnsi="Courier New" w:cs="Courier New"/>
         </w:rPr>
-        <w:t>({ message: "Not</w:t>
+        <w:t>({ message</w:t>
+      </w:r>
+      <w:proofErr w:type="gramEnd"/>
+      <w:r>
+        <w:rPr>
+          <w:rFonts w:ascii="Courier New" w:hAnsi="Courier New" w:cs="Courier New"/>
+        </w:rPr>
+        <w:t>: "Not</w:t>
       </w:r>
       <w:r>
         <w:rPr>
@@ -20081,12 +20745,14 @@
         </w:rPr>
         <w:t xml:space="preserve">  authentication</w:t>
       </w:r>
+      <w:proofErr w:type="gramStart"/>
       <w:r>
         <w:rPr>
           <w:rFonts w:ascii="Courier New" w:hAnsi="Courier New" w:cs="Courier New"/>
         </w:rPr>
         <w:t>" });</w:t>
       </w:r>
+      <w:proofErr w:type="gramEnd"/>
     </w:p>
     <w:p>
       <w:pPr>
@@ -20101,12 +20767,14 @@
         </w:rPr>
         <w:t xml:space="preserve">  </w:t>
       </w:r>
+      <w:proofErr w:type="gramStart"/>
       <w:r>
         <w:rPr>
           <w:rFonts w:ascii="Courier New" w:hAnsi="Courier New" w:cs="Courier New"/>
         </w:rPr>
         <w:t>};</w:t>
       </w:r>
+      <w:proofErr w:type="gramEnd"/>
     </w:p>
     <w:p>
       <w:pPr>
@@ -20171,7 +20839,7 @@
           <w:noProof/>
         </w:rPr>
         <w:drawing>
-          <wp:anchor distT="0" distB="0" distL="114300" distR="114300" simplePos="0" relativeHeight="251675648" behindDoc="0" locked="0" layoutInCell="1" allowOverlap="1" wp14:anchorId="7376F3AA" wp14:editId="339B78CC">
+          <wp:anchor distT="0" distB="0" distL="114300" distR="114300" simplePos="0" relativeHeight="251675648" behindDoc="0" locked="0" layoutInCell="1" allowOverlap="1" wp14:anchorId="7376F3AA" wp14:editId="534E4F20">
             <wp:simplePos x="0" y="0"/>
             <wp:positionH relativeFrom="column">
               <wp:posOffset>51619</wp:posOffset>
@@ -20377,7 +21045,7 @@
         </w:rPr>
         <w:lastRenderedPageBreak/>
         <w:drawing>
-          <wp:anchor distT="0" distB="0" distL="114300" distR="114300" simplePos="0" relativeHeight="251669504" behindDoc="0" locked="0" layoutInCell="1" allowOverlap="1" wp14:anchorId="4B64FCD0" wp14:editId="72B27CB3">
+          <wp:anchor distT="0" distB="0" distL="114300" distR="114300" simplePos="0" relativeHeight="251669504" behindDoc="0" locked="0" layoutInCell="1" allowOverlap="1" wp14:anchorId="4B64FCD0" wp14:editId="605FB923">
             <wp:simplePos x="0" y="0"/>
             <wp:positionH relativeFrom="column">
               <wp:posOffset>3114</wp:posOffset>
@@ -20531,7 +21199,25 @@
           <w:sz w:val="24"/>
           <w:szCs w:val="24"/>
         </w:rPr>
-        <w:t>This screenshot shows the employee records stored in MongoDB Compass. It includes details such as name, email, department, salary, position, and status. The data is stored in document format within the employees collection.</w:t>
+        <w:t xml:space="preserve">This screenshot shows the employee records stored in MongoDB Compass. It includes details such as name, email, department, salary, position, and status. The data is stored in document format within the </w:t>
+      </w:r>
+      <w:proofErr w:type="gramStart"/>
+      <w:r>
+        <w:rPr>
+          <w:rFonts w:ascii="Times New Roman" w:hAnsi="Times New Roman" w:cs="Times New Roman"/>
+          <w:sz w:val="24"/>
+          <w:szCs w:val="24"/>
+        </w:rPr>
+        <w:t>employees</w:t>
+      </w:r>
+      <w:proofErr w:type="gramEnd"/>
+      <w:r>
+        <w:rPr>
+          <w:rFonts w:ascii="Times New Roman" w:hAnsi="Times New Roman" w:cs="Times New Roman"/>
+          <w:sz w:val="24"/>
+          <w:szCs w:val="24"/>
+        </w:rPr>
+        <w:t xml:space="preserve"> collection.</w:t>
       </w:r>
     </w:p>
     <w:p>
@@ -20562,7 +21248,7 @@
           <w:noProof/>
         </w:rPr>
         <w:drawing>
-          <wp:anchor distT="0" distB="0" distL="114300" distR="114300" simplePos="0" relativeHeight="251676672" behindDoc="0" locked="0" layoutInCell="1" allowOverlap="1" wp14:anchorId="6662511C" wp14:editId="62A5E966">
+          <wp:anchor distT="0" distB="0" distL="114300" distR="114300" simplePos="0" relativeHeight="251676672" behindDoc="0" locked="0" layoutInCell="1" allowOverlap="1" wp14:anchorId="6662511C" wp14:editId="242CA918">
             <wp:simplePos x="0" y="0"/>
             <wp:positionH relativeFrom="column">
               <wp:posOffset>58994</wp:posOffset>
@@ -21032,6 +21718,7 @@
           <w:rFonts w:ascii="Courier New" w:hAnsi="Courier New" w:cs="Courier New"/>
         </w:rPr>
       </w:pPr>
+      <w:proofErr w:type="gramStart"/>
       <w:r>
         <w:rPr>
           <w:rFonts w:ascii="Courier New" w:hAnsi="Courier New" w:cs="Courier New"/>
@@ -21039,6 +21726,7 @@
         <w:t>DELETE  /</w:t>
       </w:r>
       <w:proofErr w:type="spellStart"/>
+      <w:proofErr w:type="gramEnd"/>
       <w:r>
         <w:rPr>
           <w:rFonts w:ascii="Courier New" w:hAnsi="Courier New" w:cs="Courier New"/>
@@ -21503,8 +22191,16 @@
         <w:rPr>
           <w:rFonts w:ascii="Courier New" w:hAnsi="Courier New" w:cs="Courier New"/>
         </w:rPr>
-        <w:t>│   ├── .env</w:t>
-      </w:r>
+        <w:t>│   ├─</w:t>
+      </w:r>
+      <w:proofErr w:type="gramStart"/>
+      <w:r>
+        <w:rPr>
+          <w:rFonts w:ascii="Courier New" w:hAnsi="Courier New" w:cs="Courier New"/>
+        </w:rPr>
+        <w:t>─ .env</w:t>
+      </w:r>
+      <w:proofErr w:type="gramEnd"/>
     </w:p>
     <w:p>
       <w:pPr>
@@ -21538,6 +22234,7 @@
         <w:t xml:space="preserve">│   └── </w:t>
       </w:r>
       <w:proofErr w:type="spellStart"/>
+      <w:proofErr w:type="gramStart"/>
       <w:r>
         <w:rPr>
           <w:rFonts w:ascii="Courier New" w:hAnsi="Courier New" w:cs="Courier New"/>
@@ -21545,6 +22242,7 @@
         <w:t>package.json</w:t>
       </w:r>
       <w:proofErr w:type="spellEnd"/>
+      <w:proofErr w:type="gramEnd"/>
     </w:p>
     <w:p>
       <w:pPr>
@@ -21825,6 +22523,7 @@
         <w:t xml:space="preserve">│   └── </w:t>
       </w:r>
       <w:proofErr w:type="spellStart"/>
+      <w:proofErr w:type="gramStart"/>
       <w:r>
         <w:rPr>
           <w:rFonts w:ascii="Courier New" w:hAnsi="Courier New" w:cs="Courier New"/>
@@ -21832,6 +22531,7 @@
         <w:t>package.json</w:t>
       </w:r>
       <w:proofErr w:type="spellEnd"/>
+      <w:proofErr w:type="gramEnd"/>
     </w:p>
     <w:p>
       <w:pPr>
@@ -22567,7 +23267,7 @@
     </w:p>
     <w:p>
       <w:pPr>
-        <w:ind w:left="5760" w:firstLine="720"/>
+        <w:ind w:left="5040" w:firstLine="720"/>
         <w:rPr>
           <w:rFonts w:ascii="Times New Roman" w:hAnsi="Times New Roman" w:cs="Times New Roman"/>
         </w:rPr>
@@ -22579,6 +23279,256 @@
         <w:t>By:</w:t>
       </w:r>
     </w:p>
+    <w:tbl>
+      <w:tblPr>
+        <w:tblStyle w:val="TableGrid0"/>
+        <w:tblpPr w:leftFromText="180" w:rightFromText="180" w:vertAnchor="page" w:horzAnchor="page" w:tblpX="5386" w:tblpY="7291"/>
+        <w:tblW w:w="4417" w:type="dxa"/>
+        <w:tblInd w:w="0" w:type="dxa"/>
+        <w:tblLook w:val="04A0" w:firstRow="1" w:lastRow="0" w:firstColumn="1" w:lastColumn="0" w:noHBand="0" w:noVBand="1"/>
+      </w:tblPr>
+      <w:tblGrid>
+        <w:gridCol w:w="2905"/>
+        <w:gridCol w:w="1512"/>
+      </w:tblGrid>
+      <w:tr>
+        <w:trPr>
+          <w:trHeight w:val="271"/>
+        </w:trPr>
+        <w:tc>
+          <w:tcPr>
+            <w:tcW w:w="2905" w:type="dxa"/>
+            <w:tcBorders>
+              <w:top w:val="nil"/>
+              <w:left w:val="nil"/>
+              <w:bottom w:val="nil"/>
+              <w:right w:val="nil"/>
+            </w:tcBorders>
+          </w:tcPr>
+          <w:p>
+            <w:pPr>
+              <w:spacing w:line="360" w:lineRule="auto"/>
+              <w:ind w:left="42"/>
+              <w:rPr>
+                <w:rFonts w:ascii="Times New Roman" w:hAnsi="Times New Roman" w:cs="Times New Roman"/>
+              </w:rPr>
+            </w:pPr>
+            <w:r>
+              <w:rPr>
+                <w:rFonts w:ascii="Times New Roman" w:hAnsi="Times New Roman" w:cs="Times New Roman"/>
+              </w:rPr>
+              <w:t>A T</w:t>
+            </w:r>
+            <w:r>
+              <w:rPr>
+                <w:rFonts w:ascii="Times New Roman" w:hAnsi="Times New Roman" w:cs="Times New Roman"/>
+              </w:rPr>
+              <w:t xml:space="preserve"> </w:t>
+            </w:r>
+            <w:r>
+              <w:rPr>
+                <w:rFonts w:ascii="Times New Roman" w:hAnsi="Times New Roman" w:cs="Times New Roman"/>
+              </w:rPr>
+              <w:t xml:space="preserve">SAI SANTHOSH </w:t>
+            </w:r>
+          </w:p>
+        </w:tc>
+        <w:tc>
+          <w:tcPr>
+            <w:tcW w:w="1512" w:type="dxa"/>
+            <w:tcBorders>
+              <w:top w:val="nil"/>
+              <w:left w:val="nil"/>
+              <w:bottom w:val="nil"/>
+              <w:right w:val="nil"/>
+            </w:tcBorders>
+          </w:tcPr>
+          <w:p>
+            <w:pPr>
+              <w:spacing w:line="360" w:lineRule="auto"/>
+              <w:ind w:left="46"/>
+              <w:rPr>
+                <w:rFonts w:ascii="Times New Roman" w:hAnsi="Times New Roman" w:cs="Times New Roman"/>
+              </w:rPr>
+            </w:pPr>
+            <w:r>
+              <w:rPr>
+                <w:rFonts w:ascii="Times New Roman" w:hAnsi="Times New Roman" w:cs="Times New Roman"/>
+              </w:rPr>
+              <w:t xml:space="preserve">(24B11AI019) </w:t>
+            </w:r>
+          </w:p>
+        </w:tc>
+      </w:tr>
+      <w:tr>
+        <w:trPr>
+          <w:trHeight w:val="321"/>
+        </w:trPr>
+        <w:tc>
+          <w:tcPr>
+            <w:tcW w:w="2905" w:type="dxa"/>
+            <w:tcBorders>
+              <w:top w:val="nil"/>
+              <w:left w:val="nil"/>
+              <w:bottom w:val="nil"/>
+              <w:right w:val="nil"/>
+            </w:tcBorders>
+          </w:tcPr>
+          <w:p>
+            <w:pPr>
+              <w:spacing w:line="360" w:lineRule="auto"/>
+              <w:rPr>
+                <w:rFonts w:ascii="Times New Roman" w:hAnsi="Times New Roman" w:cs="Times New Roman"/>
+              </w:rPr>
+            </w:pPr>
+            <w:r>
+              <w:rPr>
+                <w:rFonts w:ascii="Times New Roman" w:hAnsi="Times New Roman" w:cs="Times New Roman"/>
+              </w:rPr>
+              <w:t xml:space="preserve">B KALYANI </w:t>
+            </w:r>
+          </w:p>
+        </w:tc>
+        <w:tc>
+          <w:tcPr>
+            <w:tcW w:w="1512" w:type="dxa"/>
+            <w:tcBorders>
+              <w:top w:val="nil"/>
+              <w:left w:val="nil"/>
+              <w:bottom w:val="nil"/>
+              <w:right w:val="nil"/>
+            </w:tcBorders>
+          </w:tcPr>
+          <w:p>
+            <w:pPr>
+              <w:spacing w:line="360" w:lineRule="auto"/>
+              <w:ind w:left="46"/>
+              <w:rPr>
+                <w:rFonts w:ascii="Times New Roman" w:hAnsi="Times New Roman" w:cs="Times New Roman"/>
+              </w:rPr>
+            </w:pPr>
+            <w:r>
+              <w:rPr>
+                <w:rFonts w:ascii="Times New Roman" w:hAnsi="Times New Roman" w:cs="Times New Roman"/>
+              </w:rPr>
+              <w:t xml:space="preserve">(24B11AI044) </w:t>
+            </w:r>
+          </w:p>
+        </w:tc>
+      </w:tr>
+      <w:tr>
+        <w:trPr>
+          <w:trHeight w:val="311"/>
+        </w:trPr>
+        <w:tc>
+          <w:tcPr>
+            <w:tcW w:w="2905" w:type="dxa"/>
+            <w:tcBorders>
+              <w:top w:val="nil"/>
+              <w:left w:val="nil"/>
+              <w:bottom w:val="nil"/>
+              <w:right w:val="nil"/>
+            </w:tcBorders>
+          </w:tcPr>
+          <w:p>
+            <w:pPr>
+              <w:spacing w:line="360" w:lineRule="auto"/>
+              <w:rPr>
+                <w:rFonts w:ascii="Times New Roman" w:hAnsi="Times New Roman" w:cs="Times New Roman"/>
+              </w:rPr>
+            </w:pPr>
+            <w:r>
+              <w:rPr>
+                <w:rFonts w:ascii="Times New Roman" w:hAnsi="Times New Roman" w:cs="Times New Roman"/>
+              </w:rPr>
+              <w:t>G MOUNIKA</w:t>
+            </w:r>
+          </w:p>
+        </w:tc>
+        <w:tc>
+          <w:tcPr>
+            <w:tcW w:w="1512" w:type="dxa"/>
+            <w:tcBorders>
+              <w:top w:val="nil"/>
+              <w:left w:val="nil"/>
+              <w:bottom w:val="nil"/>
+              <w:right w:val="nil"/>
+            </w:tcBorders>
+          </w:tcPr>
+          <w:p>
+            <w:pPr>
+              <w:spacing w:line="360" w:lineRule="auto"/>
+              <w:ind w:left="89"/>
+              <w:rPr>
+                <w:rFonts w:ascii="Times New Roman" w:hAnsi="Times New Roman" w:cs="Times New Roman"/>
+              </w:rPr>
+            </w:pPr>
+            <w:r>
+              <w:rPr>
+                <w:rFonts w:ascii="Times New Roman" w:hAnsi="Times New Roman" w:cs="Times New Roman"/>
+              </w:rPr>
+              <w:t xml:space="preserve">(24B11AI135) </w:t>
+            </w:r>
+          </w:p>
+        </w:tc>
+      </w:tr>
+      <w:tr>
+        <w:trPr>
+          <w:trHeight w:val="262"/>
+        </w:trPr>
+        <w:tc>
+          <w:tcPr>
+            <w:tcW w:w="2905" w:type="dxa"/>
+            <w:tcBorders>
+              <w:top w:val="nil"/>
+              <w:left w:val="nil"/>
+              <w:bottom w:val="nil"/>
+              <w:right w:val="nil"/>
+            </w:tcBorders>
+          </w:tcPr>
+          <w:p>
+            <w:pPr>
+              <w:spacing w:line="360" w:lineRule="auto"/>
+              <w:rPr>
+                <w:rFonts w:ascii="Times New Roman" w:hAnsi="Times New Roman" w:cs="Times New Roman"/>
+              </w:rPr>
+            </w:pPr>
+            <w:r>
+              <w:rPr>
+                <w:rFonts w:ascii="Times New Roman" w:hAnsi="Times New Roman" w:cs="Times New Roman"/>
+              </w:rPr>
+              <w:t>J AKSHARA HASINI</w:t>
+            </w:r>
+          </w:p>
+        </w:tc>
+        <w:tc>
+          <w:tcPr>
+            <w:tcW w:w="1512" w:type="dxa"/>
+            <w:tcBorders>
+              <w:top w:val="nil"/>
+              <w:left w:val="nil"/>
+              <w:bottom w:val="nil"/>
+              <w:right w:val="nil"/>
+            </w:tcBorders>
+          </w:tcPr>
+          <w:p>
+            <w:pPr>
+              <w:spacing w:line="360" w:lineRule="auto"/>
+              <w:ind w:left="89"/>
+              <w:rPr>
+                <w:rFonts w:ascii="Times New Roman" w:hAnsi="Times New Roman" w:cs="Times New Roman"/>
+              </w:rPr>
+            </w:pPr>
+            <w:r>
+              <w:rPr>
+                <w:rFonts w:ascii="Times New Roman" w:hAnsi="Times New Roman" w:cs="Times New Roman"/>
+              </w:rPr>
+              <w:t xml:space="preserve">(24B11AI146) </w:t>
+            </w:r>
+          </w:p>
+        </w:tc>
+      </w:tr>
+    </w:tbl>
     <w:p>
       <w:pPr>
         <w:jc w:val="right"/>
@@ -22586,138 +23536,6 @@
           <w:rFonts w:ascii="Times New Roman" w:hAnsi="Times New Roman" w:cs="Times New Roman"/>
         </w:rPr>
       </w:pPr>
-      <w:r>
-        <w:rPr>
-          <w:rFonts w:ascii="Times New Roman" w:hAnsi="Times New Roman" w:cs="Times New Roman"/>
-        </w:rPr>
-        <w:t>24</w:t>
-      </w:r>
-      <w:r>
-        <w:rPr>
-          <w:rFonts w:ascii="Times New Roman" w:hAnsi="Times New Roman" w:cs="Times New Roman"/>
-        </w:rPr>
-        <w:t>B</w:t>
-      </w:r>
-      <w:r>
-        <w:rPr>
-          <w:rFonts w:ascii="Times New Roman" w:hAnsi="Times New Roman" w:cs="Times New Roman"/>
-        </w:rPr>
-        <w:t>1</w:t>
-      </w:r>
-      <w:r>
-        <w:rPr>
-          <w:rFonts w:ascii="Times New Roman" w:hAnsi="Times New Roman" w:cs="Times New Roman"/>
-        </w:rPr>
-        <w:t>1AI</w:t>
-      </w:r>
-      <w:r>
-        <w:rPr>
-          <w:rFonts w:ascii="Times New Roman" w:hAnsi="Times New Roman" w:cs="Times New Roman"/>
-        </w:rPr>
-        <w:t>0</w:t>
-      </w:r>
-      <w:r>
-        <w:rPr>
-          <w:rFonts w:ascii="Times New Roman" w:hAnsi="Times New Roman" w:cs="Times New Roman"/>
-        </w:rPr>
-        <w:t>19</w:t>
-      </w:r>
-      <w:r>
-        <w:rPr>
-          <w:rFonts w:ascii="Times New Roman" w:hAnsi="Times New Roman" w:cs="Times New Roman"/>
-        </w:rPr>
-        <w:tab/>
-      </w:r>
-      <w:r>
-        <w:rPr>
-          <w:rFonts w:ascii="Times New Roman" w:hAnsi="Times New Roman" w:cs="Times New Roman"/>
-        </w:rPr>
-        <w:tab/>
-      </w:r>
-    </w:p>
-    <w:p>
-      <w:pPr>
-        <w:jc w:val="right"/>
-        <w:rPr>
-          <w:rFonts w:ascii="Times New Roman" w:hAnsi="Times New Roman" w:cs="Times New Roman"/>
-        </w:rPr>
-      </w:pPr>
-      <w:r>
-        <w:rPr>
-          <w:rFonts w:ascii="Times New Roman" w:hAnsi="Times New Roman" w:cs="Times New Roman"/>
-        </w:rPr>
-        <w:t>24</w:t>
-      </w:r>
-      <w:r>
-        <w:rPr>
-          <w:rFonts w:ascii="Times New Roman" w:hAnsi="Times New Roman" w:cs="Times New Roman"/>
-        </w:rPr>
-        <w:t>B11AI044</w:t>
-      </w:r>
-      <w:r>
-        <w:rPr>
-          <w:rFonts w:ascii="Times New Roman" w:hAnsi="Times New Roman" w:cs="Times New Roman"/>
-        </w:rPr>
-        <w:tab/>
-      </w:r>
-      <w:r>
-        <w:rPr>
-          <w:rFonts w:ascii="Times New Roman" w:hAnsi="Times New Roman" w:cs="Times New Roman"/>
-        </w:rPr>
-        <w:tab/>
-      </w:r>
-    </w:p>
-    <w:p>
-      <w:pPr>
-        <w:jc w:val="right"/>
-        <w:rPr>
-          <w:rFonts w:ascii="Times New Roman" w:hAnsi="Times New Roman" w:cs="Times New Roman"/>
-        </w:rPr>
-      </w:pPr>
-      <w:r>
-        <w:rPr>
-          <w:rFonts w:ascii="Times New Roman" w:hAnsi="Times New Roman" w:cs="Times New Roman"/>
-        </w:rPr>
-        <w:t>24</w:t>
-      </w:r>
-      <w:r>
-        <w:rPr>
-          <w:rFonts w:ascii="Times New Roman" w:hAnsi="Times New Roman" w:cs="Times New Roman"/>
-        </w:rPr>
-        <w:t>B11AI135</w:t>
-      </w:r>
-      <w:r>
-        <w:rPr>
-          <w:rFonts w:ascii="Times New Roman" w:hAnsi="Times New Roman" w:cs="Times New Roman"/>
-        </w:rPr>
-        <w:tab/>
-      </w:r>
-      <w:r>
-        <w:rPr>
-          <w:rFonts w:ascii="Times New Roman" w:hAnsi="Times New Roman" w:cs="Times New Roman"/>
-        </w:rPr>
-        <w:tab/>
-      </w:r>
-    </w:p>
-    <w:p>
-      <w:pPr>
-        <w:jc w:val="right"/>
-        <w:rPr>
-          <w:rFonts w:ascii="Times New Roman" w:hAnsi="Times New Roman" w:cs="Times New Roman"/>
-        </w:rPr>
-      </w:pPr>
-      <w:r>
-        <w:rPr>
-          <w:rFonts w:ascii="Times New Roman" w:hAnsi="Times New Roman" w:cs="Times New Roman"/>
-        </w:rPr>
-        <w:t>24</w:t>
-      </w:r>
-      <w:r>
-        <w:rPr>
-          <w:rFonts w:ascii="Times New Roman" w:hAnsi="Times New Roman" w:cs="Times New Roman"/>
-        </w:rPr>
-        <w:t>B11AI146</w:t>
-      </w:r>
       <w:r>
         <w:rPr>
           <w:rFonts w:ascii="Times New Roman" w:hAnsi="Times New Roman" w:cs="Times New Roman"/>
@@ -27957,7 +28775,7 @@
   <w:style w:type="paragraph" w:default="1" w:styleId="Normal">
     <w:name w:val="Normal"/>
     <w:qFormat/>
-    <w:rsid w:val="00B10BF5"/>
+    <w:rsid w:val="00CD28A2"/>
   </w:style>
   <w:style w:type="paragraph" w:styleId="Heading1">
     <w:name w:val="heading 1"/>
